--- a/backend/word_templates/工程类/集团内工程/材料（设备）采购/邀请询比/9.中选通知书.docx
+++ b/backend/word_templates/工程类/集团内工程/材料（设备）采购/邀请询比/9.中选通知书.docx
@@ -72,7 +72,7 @@
       <w:r>
         <w:rPr>
           <w:rFonts w:hint="eastAsia" w:ascii="仿宋_GB2312" w:hAnsi="宋体" w:eastAsia="仿宋_GB2312" w:cs="宋体"/>
-          <w:color w:val="auto"/>
+          <w:color w:val="0000FF"/>
           <w:sz w:val="32"/>
           <w:szCs w:val="32"/>
           <w:highlight w:val="none"/>
@@ -116,7 +116,7 @@
       <w:r>
         <w:rPr>
           <w:rFonts w:hint="eastAsia" w:ascii="仿宋_GB2312" w:hAnsi="宋体" w:eastAsia="仿宋_GB2312" w:cs="宋体"/>
-          <w:color w:val="auto"/>
+          <w:color w:val="0000FF"/>
           <w:sz w:val="32"/>
           <w:szCs w:val="32"/>
           <w:highlight w:val="none"/>
@@ -138,7 +138,7 @@
       <w:r>
         <w:rPr>
           <w:rFonts w:hint="eastAsia" w:ascii="仿宋_GB2312" w:hAnsi="宋体" w:eastAsia="仿宋_GB2312" w:cs="宋体"/>
-          <w:color w:val="auto"/>
+          <w:color w:val="0000FF"/>
           <w:sz w:val="32"/>
           <w:szCs w:val="32"/>
           <w:highlight w:val="none"/>
@@ -160,7 +160,7 @@
       <w:r>
         <w:rPr>
           <w:rFonts w:hint="eastAsia" w:ascii="仿宋_GB2312" w:hAnsi="宋体" w:eastAsia="仿宋_GB2312" w:cs="宋体"/>
-          <w:color w:val="auto"/>
+          <w:color w:val="0000FF"/>
           <w:sz w:val="32"/>
           <w:szCs w:val="32"/>
           <w:highlight w:val="none"/>
@@ -182,7 +182,7 @@
       <w:r>
         <w:rPr>
           <w:rFonts w:hint="eastAsia" w:ascii="仿宋_GB2312" w:hAnsi="宋体" w:eastAsia="仿宋_GB2312" w:cs="宋体"/>
-          <w:color w:val="auto"/>
+          <w:color w:val="0000FF"/>
           <w:sz w:val="32"/>
           <w:szCs w:val="32"/>
           <w:highlight w:val="none"/>
@@ -225,96 +225,84 @@
       <w:r>
         <w:rPr>
           <w:rFonts w:hint="eastAsia" w:ascii="仿宋_GB2312" w:hAnsi="宋体" w:eastAsia="仿宋_GB2312" w:cs="宋体"/>
-          <w:color w:val="auto"/>
+          <w:color w:val="0000FF"/>
           <w:sz w:val="32"/>
           <w:szCs w:val="32"/>
           <w:highlight w:val="none"/>
           <w:u w:val="single"/>
           <w:lang w:val="en-US" w:eastAsia="zh-CN"/>
         </w:rPr>
-        <w:t>{{chengjiao_jine</w:t>
-      </w:r>
+        <w:t>{{chengjiao_jine_daxie}}</w:t>
+      </w:r>
+      <w:r>
+        <w:rPr>
+          <w:rFonts w:hint="eastAsia" w:ascii="仿宋_GB2312" w:hAnsi="宋体" w:eastAsia="仿宋_GB2312" w:cs="宋体"/>
+          <w:color w:val="auto"/>
+          <w:sz w:val="32"/>
+          <w:szCs w:val="32"/>
+          <w:highlight w:val="none"/>
+        </w:rPr>
+        <w:t>）。请接到本中选通知书后</w:t>
+      </w:r>
+      <w:r>
+        <w:rPr>
+          <w:rFonts w:hint="eastAsia" w:ascii="仿宋_GB2312" w:hAnsi="宋体" w:eastAsia="仿宋_GB2312" w:cs="宋体"/>
+          <w:color w:val="auto"/>
+          <w:sz w:val="32"/>
+          <w:szCs w:val="32"/>
+          <w:highlight w:val="none"/>
+          <w:u w:val="single"/>
+        </w:rPr>
+        <w:t xml:space="preserve"> </w:t>
+      </w:r>
+      <w:r>
+        <w:rPr>
+          <w:rFonts w:hint="eastAsia" w:ascii="仿宋_GB2312" w:hAnsi="宋体" w:eastAsia="仿宋_GB2312" w:cs="宋体"/>
+          <w:color w:val="auto"/>
+          <w:sz w:val="32"/>
+          <w:szCs w:val="32"/>
+          <w:highlight w:val="none"/>
+          <w:u w:val="single"/>
+          <w:lang w:val="en-US" w:eastAsia="zh-CN"/>
+        </w:rPr>
+        <w:t>15</w:t>
+      </w:r>
+      <w:r>
+        <w:rPr>
+          <w:rFonts w:ascii="仿宋_GB2312" w:hAnsi="宋体" w:eastAsia="仿宋_GB2312" w:cs="宋体"/>
+          <w:color w:val="auto"/>
+          <w:sz w:val="32"/>
+          <w:szCs w:val="32"/>
+          <w:highlight w:val="none"/>
+          <w:u w:val="single"/>
+        </w:rPr>
+        <w:t xml:space="preserve"> </w:t>
+      </w:r>
+      <w:r>
+        <w:rPr>
+          <w:rFonts w:hint="eastAsia" w:ascii="仿宋_GB2312" w:hAnsi="宋体" w:eastAsia="仿宋_GB2312" w:cs="宋体"/>
+          <w:color w:val="auto"/>
+          <w:sz w:val="32"/>
+          <w:szCs w:val="32"/>
+          <w:highlight w:val="none"/>
+        </w:rPr>
+        <w:t>日内，到我公司办理相关手续。</w:t>
+      </w:r>
+    </w:p>
+    <w:p>
+      <w:pPr>
+        <w:spacing w:line="360" w:lineRule="auto"/>
+        <w:ind w:firstLine="640" w:firstLineChars="200"/>
+        <w:rPr>
+          <w:rFonts w:ascii="仿宋_GB2312" w:hAnsi="宋体" w:eastAsia="仿宋_GB2312" w:cs="宋体"/>
+          <w:color w:val="auto"/>
+          <w:sz w:val="32"/>
+          <w:szCs w:val="32"/>
+          <w:highlight w:val="none"/>
+        </w:rPr>
+      </w:pPr>
       <w:bookmarkStart w:id="0" w:name="_GoBack"/>
       <w:bookmarkEnd w:id="0"/>
-      <w:r>
-        <w:rPr>
-          <w:rFonts w:hint="eastAsia" w:ascii="仿宋_GB2312" w:hAnsi="宋体" w:eastAsia="仿宋_GB2312" w:cs="宋体"/>
-          <w:color w:val="auto"/>
-          <w:sz w:val="32"/>
-          <w:szCs w:val="32"/>
-          <w:highlight w:val="none"/>
-          <w:u w:val="single"/>
-          <w:lang w:val="en-US" w:eastAsia="zh-CN"/>
-        </w:rPr>
-        <w:t>_daxie}}</w:t>
-      </w:r>
-      <w:r>
-        <w:rPr>
-          <w:rFonts w:hint="eastAsia" w:ascii="仿宋_GB2312" w:hAnsi="宋体" w:eastAsia="仿宋_GB2312" w:cs="宋体"/>
-          <w:color w:val="auto"/>
-          <w:sz w:val="32"/>
-          <w:szCs w:val="32"/>
-          <w:highlight w:val="none"/>
-        </w:rPr>
-        <w:t>）。请接到本中选通知书后</w:t>
-      </w:r>
-      <w:r>
-        <w:rPr>
-          <w:rFonts w:hint="eastAsia" w:ascii="仿宋_GB2312" w:hAnsi="宋体" w:eastAsia="仿宋_GB2312" w:cs="宋体"/>
-          <w:color w:val="auto"/>
-          <w:sz w:val="32"/>
-          <w:szCs w:val="32"/>
-          <w:highlight w:val="none"/>
-          <w:u w:val="single"/>
-        </w:rPr>
-        <w:t xml:space="preserve"> </w:t>
-      </w:r>
-      <w:r>
-        <w:rPr>
-          <w:rFonts w:hint="eastAsia" w:ascii="仿宋_GB2312" w:hAnsi="宋体" w:eastAsia="仿宋_GB2312" w:cs="宋体"/>
-          <w:color w:val="auto"/>
-          <w:sz w:val="32"/>
-          <w:szCs w:val="32"/>
-          <w:highlight w:val="none"/>
-          <w:u w:val="single"/>
-          <w:lang w:val="en-US" w:eastAsia="zh-CN"/>
-        </w:rPr>
-        <w:t>15</w:t>
-      </w:r>
-      <w:r>
-        <w:rPr>
-          <w:rFonts w:ascii="仿宋_GB2312" w:hAnsi="宋体" w:eastAsia="仿宋_GB2312" w:cs="宋体"/>
-          <w:color w:val="auto"/>
-          <w:sz w:val="32"/>
-          <w:szCs w:val="32"/>
-          <w:highlight w:val="none"/>
-          <w:u w:val="single"/>
-        </w:rPr>
-        <w:t xml:space="preserve"> </w:t>
-      </w:r>
-      <w:r>
-        <w:rPr>
-          <w:rFonts w:hint="eastAsia" w:ascii="仿宋_GB2312" w:hAnsi="宋体" w:eastAsia="仿宋_GB2312" w:cs="宋体"/>
-          <w:color w:val="auto"/>
-          <w:sz w:val="32"/>
-          <w:szCs w:val="32"/>
-          <w:highlight w:val="none"/>
-        </w:rPr>
-        <w:t>日内，到我公司办理相关手续。</w:t>
-      </w:r>
-    </w:p>
-    <w:p>
-      <w:pPr>
-        <w:spacing w:line="360" w:lineRule="auto"/>
-        <w:ind w:firstLine="640" w:firstLineChars="200"/>
-        <w:rPr>
-          <w:rFonts w:ascii="仿宋_GB2312" w:hAnsi="宋体" w:eastAsia="仿宋_GB2312" w:cs="宋体"/>
-          <w:color w:val="auto"/>
-          <w:sz w:val="32"/>
-          <w:szCs w:val="32"/>
-          <w:highlight w:val="none"/>
-        </w:rPr>
-      </w:pPr>
     </w:p>
     <w:p>
       <w:pPr>
